--- a/docs/files/f29_文雪_山东大学_小米_采购计划专员实习生（北京）.docx
+++ b/docs/files/f29_文雪_山东大学_小米_采购计划专员实习生（北京）.docx
@@ -164,6 +164,7 @@
                 <w:sz w:val="21"/>
               </w:rPr>
             </w:pPr>
+            <w:proofErr w:type="gramStart"/>
             <w:r>
               <w:rPr>
                 <w:rFonts w:ascii="Times New Roman" w:hAnsi="Times New Roman" w:hint="default"/>
@@ -190,12 +191,14 @@
                 <w:sz w:val="21"/>
               </w:rPr>
             </w:r>
+            <w:proofErr w:type="gramEnd"/>
             <w:r>
               <w:rPr>
                 <w:rFonts w:eastAsia="等线"/>
                 <w:sz w:val="21"/>
               </w:rPr>
             </w:r>
+            <w:proofErr w:type="gramStart"/>
             <w:r>
               <w:rPr>
                 <w:rFonts w:ascii="Times New Roman" w:hAnsi="Times New Roman"/>
@@ -216,19 +219,28 @@
                 <w:sz w:val="21"/>
               </w:rPr>
             </w:r>
+            <w:proofErr w:type="gramEnd"/>
             <w:r>
               <w:rPr>
                 <w:rFonts w:ascii="宋体" w:eastAsia="宋体" w:hAnsi="宋体"/>
                 <w:sz w:val="21"/>
               </w:rPr>
             </w:r>
+            <w:proofErr w:type="gramStart"/>
             <w:r>
               <w:rPr>
                 <w:rFonts w:ascii="宋体" w:eastAsia="宋体" w:hAnsi="宋体"/>
-                <w:b/>
-                <w:sz w:val="21"/>
-              </w:rPr>
-            </w:r>
+                <w:sz w:val="21"/>
+              </w:rPr>
+            </w:r>
+            <w:r>
+              <w:rPr>
+                <w:rFonts w:ascii="宋体" w:eastAsia="宋体" w:hAnsi="宋体"/>
+                <w:b/>
+                <w:sz w:val="21"/>
+              </w:rPr>
+            </w:r>
+            <w:proofErr w:type="gramEnd"/>
             <w:r>
               <w:rPr>
                 <w:rFonts w:ascii="宋体" w:eastAsia="宋体" w:hAnsi="宋体"/>
@@ -533,7 +545,7 @@
                 <w:b w:val="0"/>
                 <w:sz w:val="21"/>
               </w:rPr>
-              <w:t>采购计划与ERP实操：用友U8+独立完成采购订单→到货入库→库存调拨→盘点→存货核算→付款凭证全流程，理解MRP逻辑与P2P完整链路，可快速上手SAP；库存管理与成本优化：社区团购项目构建优化模型，测算运营成本降低18.7%，理解安全库存设置与呆滞库存控制逻辑；数据分析能力强：累计处理4.5万+条业务数据，熟练使用Excel（透视表/VLOOKUP/SUMIF）、Python/R/SPSS；细致认真+执行可靠：3个月项目助理管理200+份材料零差错，瑞幸门店原辅料日盘+效期预警，保障物料供应稳定。</w:t>
+              <w:t>采购计划：修完采购管理、供应链资源规划等课程，理解主生产计划、BOM与MRP逻辑；ERP实操：用友U8+独立完成采购订单→入库→调拨→盘点→存货核算→付款凭证全流程，可快速上手SAP；库存与数据：Python建模测算社区团购成本降低18.7%，累计处理4.5万+条业务数据，熟练Excel透视表/VLOOKUP；细致执行：统筹200+份材料零差错，瑞幸日盘+效期预警保障供应</w:t>
             </w:r>
           </w:p>
         </w:tc>
@@ -976,10 +988,18 @@
             <w:r>
               <w:rPr>
                 <w:rFonts w:ascii="Times New Roman" w:hAnsi="Times New Roman" w:eastAsia="宋体"/>
+                <w:b/>
+                <w:sz w:val="21"/>
+              </w:rPr>
+              <w:t>核心课程：</w:t>
+            </w:r>
+            <w:r>
+              <w:rPr>
+                <w:rFonts w:ascii="Times New Roman" w:hAnsi="Times New Roman" w:eastAsia="宋体"/>
                 <w:b w:val="0"/>
                 <w:sz w:val="21"/>
               </w:rPr>
-              <w:t>核心课程：采购管理、ERP供应链管理综合实验、供应链资源规划、供应链建模与仿真、统计学、Python程序设计</w:t>
+              <w:t>采购管理、ERP供应链管理综合实验、库存管理与控制、物流管理、供应链资源规划、统计学</w:t>
             </w:r>
           </w:p>
         </w:tc>
@@ -1085,10 +1105,18 @@
             <w:r>
               <w:rPr>
                 <w:rFonts w:ascii="Times New Roman" w:hAnsi="Times New Roman" w:eastAsia="宋体"/>
+                <w:b/>
+                <w:sz w:val="21"/>
+              </w:rPr>
+              <w:t>荣誉奖励：</w:t>
+            </w:r>
+            <w:r>
+              <w:rPr>
+                <w:rFonts w:ascii="Times New Roman" w:hAnsi="Times New Roman" w:eastAsia="宋体"/>
                 <w:b w:val="0"/>
                 <w:sz w:val="21"/>
               </w:rPr>
-              <w:t>荣誉奖励：山东大学2024—2025年暑期社会实践专项优秀等级</w:t>
+              <w:t>山东大学2024—2025年暑期社会实践专项优秀等级</w:t>
             </w:r>
           </w:p>
         </w:tc>
@@ -1155,7 +1183,7 @@
     </w:p>
     <w:tbl>
       <w:tblPr>
-        <w:tblW w:w="0" w:type="auto"/>
+        <w:tblW w:w="11623" w:type="dxa"/>
         <w:jc w:val="center"/>
         <w:tblLayout w:type="fixed"/>
         <w:tblCellMar>
@@ -1170,7 +1198,7 @@
         <w:gridCol w:w="4416"/>
         <w:gridCol w:w="2693"/>
         <w:gridCol w:w="2755"/>
-        <w:gridCol w:w="908"/>
+        <w:gridCol w:w="880"/>
       </w:tblGrid>
       <w:tr>
         <w:trPr>
@@ -1201,15 +1229,26 @@
             <w:pPr>
               <w:spacing w:line="290" w:lineRule="atLeast"/>
               <w:rPr>
-                <w:rFonts w:ascii="宋体" w:eastAsia="宋体" w:hAnsi="宋体"/>
-              </w:rPr>
-            </w:pPr>
-            <w:r>
-              <w:rPr>
-                <w:rFonts w:ascii="宋体" w:eastAsia="宋体" w:hAnsi="宋体"/>
-                <w:b/>
-              </w:rPr>
-              <w:t>实践经历</w:t>
+                <w:rFonts w:ascii="Times New Roman" w:hAnsi="Times New Roman" w:hint="default"/>
+                <w:b/>
+                <w:bCs/>
+              </w:rPr>
+            </w:pPr>
+            <w:r>
+              <w:rPr>
+                <w:rFonts w:ascii="Times New Roman" w:eastAsia="宋体" w:hAnsi="Times New Roman" w:cs="宋体"/>
+                <w:b/>
+                <w:bCs/>
+              </w:rPr>
+              <w:t>项目</w:t>
+            </w:r>
+            <w:r>
+              <w:rPr>
+                <w:rFonts w:ascii="Times New Roman" w:eastAsia="宋体" w:hAnsi="Times New Roman" w:cs="宋体"/>
+                <w:b/>
+                <w:bCs/>
+              </w:rPr>
+              <w:t>经历</w:t>
             </w:r>
           </w:p>
         </w:tc>
@@ -1217,7 +1256,7 @@
       <w:tr>
         <w:trPr>
           <w:gridAfter w:val="1"/>
-          <w:wAfter w:w="908" w:type="dxa"/>
+          <w:wAfter w:w="880" w:type="dxa"/>
           <w:jc w:val="center"/>
         </w:trPr>
         <w:tc>
@@ -1241,7 +1280,7 @@
             <w:pPr>
               <w:spacing w:line="290" w:lineRule="atLeast"/>
               <w:rPr>
-                <w:rFonts w:hint="default"/>
+                <w:rFonts w:ascii="Times New Roman" w:hAnsi="Times New Roman" w:hint="default"/>
                 <w:sz w:val="21"/>
               </w:rPr>
             </w:pPr>
@@ -1269,20 +1308,25 @@
             <w:pPr>
               <w:spacing w:line="290" w:lineRule="atLeast"/>
               <w:rPr>
-                <w:rFonts w:hint="default"/>
+                <w:rFonts w:ascii="Times New Roman" w:hAnsi="Times New Roman" w:hint="default"/>
+                <w:sz w:val="21"/>
+              </w:rPr>
+            </w:pPr>
+            <w:r>
+              <w:rPr>
+                <w:rFonts w:ascii="Times New Roman" w:eastAsia="宋体" w:hAnsi="Times New Roman" w:cs="宋体"/>
                 <w:b/>
                 <w:bCs/>
                 <w:sz w:val="21"/>
               </w:rPr>
-            </w:pPr>
-            <w:r>
-              <w:rPr>
-                <w:rFonts w:ascii="Times New Roman" w:eastAsia="宋体" w:hAnsi="Times New Roman" w:cs="宋体"/>
-                <w:b/>
-                <w:bCs/>
-                <w:sz w:val="21"/>
-              </w:rPr>
-              <w:t>山东鱼跃尚成教育有限责任公司</w:t>
+            </w:r>
+            <w:r>
+              <w:rPr>
+                <w:rFonts w:ascii="Times New Roman" w:hAnsi="Times New Roman" w:eastAsia="宋体"/>
+                <w:b/>
+                <w:sz w:val="21"/>
+              </w:rPr>
+              <w:t>ERP采购与库存全流程模拟操作</w:t>
             </w:r>
           </w:p>
         </w:tc>
@@ -1301,7 +1345,7 @@
             <w:pPr>
               <w:spacing w:line="290" w:lineRule="atLeast"/>
               <w:rPr>
-                <w:rFonts w:hint="default"/>
+                <w:rFonts w:ascii="Times New Roman" w:eastAsia="等线" w:hAnsi="Times New Roman" w:hint="default"/>
                 <w:b/>
                 <w:bCs/>
                 <w:sz w:val="21"/>
@@ -1314,7 +1358,14 @@
                 <w:bCs/>
                 <w:sz w:val="21"/>
               </w:rPr>
-              <w:t>项目助理（兼职）</w:t>
+            </w:r>
+            <w:r>
+              <w:rPr>
+                <w:rFonts w:ascii="Times New Roman" w:hAnsi="Times New Roman" w:eastAsia="宋体"/>
+                <w:b/>
+                <w:sz w:val="21"/>
+              </w:rPr>
+              <w:t>课程实验・账套主管</w:t>
             </w:r>
           </w:p>
         </w:tc>
@@ -1346,7 +1397,14 @@
                 <w:bCs/>
                 <w:sz w:val="21"/>
               </w:rPr>
-              <w:t>2026.04 - 2026.07</w:t>
+            </w:r>
+            <w:r>
+              <w:rPr>
+                <w:rFonts w:ascii="Times New Roman" w:hAnsi="Times New Roman" w:eastAsia="宋体"/>
+                <w:b/>
+                <w:sz w:val="21"/>
+              </w:rPr>
+              <w:t>2025.03—2025.07</w:t>
             </w:r>
           </w:p>
         </w:tc>
@@ -1354,7 +1412,7 @@
       <w:tr>
         <w:trPr>
           <w:gridAfter w:val="1"/>
-          <w:wAfter w:w="908" w:type="dxa"/>
+          <w:wAfter w:w="880" w:type="dxa"/>
           <w:jc w:val="center"/>
         </w:trPr>
         <w:tc>
@@ -1406,7 +1464,7 @@
             <w:pPr>
               <w:numPr>
                 <w:ilvl w:val="0"/>
-                <w:numId w:val="6"/>
+                <w:numId w:val="9"/>
               </w:numPr>
               <w:spacing w:line="290" w:lineRule="atLeast"/>
               <w:rPr>
@@ -1419,98 +1477,33 @@
                 <w:rFonts w:ascii="Times New Roman" w:eastAsia="宋体" w:hAnsi="Times New Roman" w:cs="宋体"/>
                 <w:sz w:val="21"/>
               </w:rPr>
-              <w:t>材料统筹：统筹</w:t>
             </w:r>
             <w:r>
               <w:rPr>
                 <w:rFonts w:ascii="Times New Roman" w:eastAsia="宋体" w:hAnsi="Times New Roman" w:cs="宋体" w:hint="default"/>
                 <w:sz w:val="21"/>
               </w:rPr>
-              <w:t>200+</w:t>
-            </w:r>
-            <w:r>
-              <w:rPr>
-                <w:rFonts w:ascii="Times New Roman" w:eastAsia="宋体" w:hAnsi="Times New Roman" w:cs="宋体"/>
-                <w:sz w:val="21"/>
-              </w:rPr>
-              <w:t>份申报材料全流程管理，用</w:t>
-            </w:r>
-            <w:r>
-              <w:rPr>
-                <w:rFonts w:ascii="Times New Roman" w:eastAsia="宋体" w:hAnsi="Times New Roman" w:cs="宋体" w:hint="default"/>
-                <w:sz w:val="21"/>
-              </w:rPr>
-              <w:t>Excel</w:t>
-            </w:r>
-            <w:r>
-              <w:rPr>
-                <w:rFonts w:ascii="Times New Roman" w:eastAsia="宋体" w:hAnsi="Times New Roman" w:cs="宋体"/>
-                <w:sz w:val="21"/>
-              </w:rPr>
-              <w:t>搭建分类台账，建立</w:t>
-            </w:r>
-            <w:r>
-              <w:rPr>
-                <w:rFonts w:ascii="Times New Roman" w:eastAsia="宋体" w:hAnsi="Times New Roman" w:cs="宋体"/>
-                <w:sz w:val="21"/>
-              </w:rPr>
-              <w:t>“</w:t>
-            </w:r>
-            <w:r>
-              <w:rPr>
-                <w:rFonts w:ascii="Times New Roman" w:eastAsia="宋体" w:hAnsi="Times New Roman" w:cs="宋体"/>
-                <w:sz w:val="21"/>
-              </w:rPr>
-              <w:t>录入</w:t>
-            </w:r>
-            <w:r>
-              <w:rPr>
-                <w:rFonts w:ascii="Times New Roman" w:eastAsia="宋体" w:hAnsi="Times New Roman" w:cs="宋体" w:hint="default"/>
-                <w:sz w:val="21"/>
-              </w:rPr>
-              <w:t>-</w:t>
-            </w:r>
-            <w:r>
-              <w:rPr>
-                <w:rFonts w:ascii="Times New Roman" w:eastAsia="宋体" w:hAnsi="Times New Roman" w:cs="宋体"/>
-                <w:sz w:val="21"/>
-              </w:rPr>
-              <w:t>核对</w:t>
-            </w:r>
-            <w:r>
-              <w:rPr>
-                <w:rFonts w:ascii="Times New Roman" w:eastAsia="宋体" w:hAnsi="Times New Roman" w:cs="宋体" w:hint="default"/>
-                <w:sz w:val="21"/>
-              </w:rPr>
-              <w:t>-</w:t>
-            </w:r>
-            <w:r>
-              <w:rPr>
-                <w:rFonts w:ascii="Times New Roman" w:eastAsia="宋体" w:hAnsi="Times New Roman" w:cs="宋体"/>
-                <w:sz w:val="21"/>
-              </w:rPr>
-              <w:t>提交</w:t>
-            </w:r>
-            <w:r>
-              <w:rPr>
-                <w:rFonts w:ascii="Times New Roman" w:eastAsia="宋体" w:hAnsi="Times New Roman" w:cs="宋体"/>
-                <w:sz w:val="21"/>
-              </w:rPr>
-              <w:t>”</w:t>
-            </w:r>
-            <w:r>
-              <w:rPr>
-                <w:rFonts w:ascii="Times New Roman" w:eastAsia="宋体" w:hAnsi="Times New Roman" w:cs="宋体"/>
-                <w:sz w:val="21"/>
-              </w:rPr>
-              <w:t>三级校验机制，实现零差错提交</w:t>
+            </w:r>
+            <w:r>
+              <w:rPr>
+                <w:rFonts w:ascii="Times New Roman" w:eastAsia="宋体" w:hAnsi="Times New Roman" w:cs="宋体"/>
+                <w:sz w:val="21"/>
+              </w:rPr>
+            </w:r>
+            <w:r>
+              <w:rPr>
+                <w:rFonts w:ascii="Times New Roman" w:hAnsi="Times New Roman" w:eastAsia="宋体"/>
+                <w:b w:val="0"/>
+                <w:sz w:val="21"/>
+              </w:rPr>
+              <w:t>全流程实操：以账套主管角色使用用友U8+，独立完成采购订单→到货入库→库存调拨→盘点→存货核算→付款凭证全流程</w:t>
             </w:r>
           </w:p>
           <w:p>
             <w:pPr>
               <w:numPr>
                 <w:ilvl w:val="0"/>
-                <w:numId w:val="6"/>
+                <w:numId w:val="9"/>
               </w:numPr>
               <w:spacing w:line="290" w:lineRule="atLeast"/>
               <w:rPr>
@@ -1523,7 +1516,92 @@
                 <w:rFonts w:ascii="Times New Roman" w:eastAsia="宋体" w:hAnsi="Times New Roman" w:cs="宋体"/>
                 <w:sz w:val="21"/>
               </w:rPr>
-              <w:t>流程优化：梳理并标准化资料审核与报批流程，与各方同步进度，按月汇总数据形成工作小结，提升整体执行效率</w:t>
+            </w:r>
+            <w:r>
+              <w:rPr>
+                <w:rFonts w:ascii="Times New Roman" w:eastAsia="宋体" w:hAnsi="Times New Roman" w:cs="宋体" w:hint="default"/>
+                <w:sz w:val="21"/>
+              </w:rPr>
+            </w:r>
+            <w:r>
+              <w:rPr>
+                <w:rFonts w:ascii="Times New Roman" w:eastAsia="宋体" w:hAnsi="Times New Roman" w:cs="宋体"/>
+                <w:sz w:val="21"/>
+              </w:rPr>
+            </w:r>
+            <w:r>
+              <w:rPr>
+                <w:rFonts w:ascii="Times New Roman" w:eastAsia="宋体" w:hAnsi="Times New Roman" w:cs="宋体" w:hint="default"/>
+                <w:sz w:val="21"/>
+              </w:rPr>
+            </w:r>
+            <w:r>
+              <w:rPr>
+                <w:rFonts w:ascii="Times New Roman" w:eastAsia="宋体" w:hAnsi="Times New Roman" w:cs="宋体"/>
+                <w:sz w:val="21"/>
+              </w:rPr>
+            </w:r>
+            <w:r>
+              <w:rPr>
+                <w:rFonts w:ascii="Times New Roman" w:eastAsia="宋体" w:hAnsi="Times New Roman" w:cs="宋体" w:hint="default"/>
+                <w:sz w:val="21"/>
+              </w:rPr>
+            </w:r>
+            <w:r>
+              <w:rPr>
+                <w:rFonts w:ascii="Times New Roman" w:eastAsia="宋体" w:hAnsi="Times New Roman" w:cs="宋体"/>
+                <w:sz w:val="21"/>
+              </w:rPr>
+            </w:r>
+            <w:r>
+              <w:rPr>
+                <w:rFonts w:ascii="Times New Roman" w:eastAsia="宋体" w:hAnsi="Times New Roman" w:cs="宋体"/>
+                <w:sz w:val="21"/>
+              </w:rPr>
+            </w:r>
+            <w:r>
+              <w:rPr>
+                <w:rFonts w:ascii="Times New Roman" w:eastAsia="宋体" w:hAnsi="Times New Roman" w:cs="宋体" w:hint="default"/>
+                <w:sz w:val="21"/>
+              </w:rPr>
+            </w:r>
+            <w:r>
+              <w:rPr>
+                <w:rFonts w:ascii="Times New Roman" w:eastAsia="宋体" w:hAnsi="Times New Roman" w:cs="宋体"/>
+                <w:sz w:val="21"/>
+              </w:rPr>
+            </w:r>
+            <w:r>
+              <w:rPr>
+                <w:rFonts w:ascii="Times New Roman" w:eastAsia="宋体" w:hAnsi="Times New Roman" w:cs="宋体" w:hint="default"/>
+                <w:sz w:val="21"/>
+              </w:rPr>
+            </w:r>
+            <w:r>
+              <w:rPr>
+                <w:rFonts w:ascii="Times New Roman" w:eastAsia="宋体" w:hAnsi="Times New Roman" w:cs="宋体"/>
+                <w:sz w:val="21"/>
+              </w:rPr>
+            </w:r>
+            <w:r>
+              <w:rPr>
+                <w:rFonts w:ascii="Times New Roman" w:eastAsia="宋体" w:hAnsi="Times New Roman" w:cs="宋体"/>
+                <w:sz w:val="21"/>
+              </w:rPr>
+            </w:r>
+            <w:r>
+              <w:rPr>
+                <w:rFonts w:ascii="Times New Roman" w:eastAsia="宋体" w:hAnsi="Times New Roman" w:cs="宋体"/>
+                <w:sz w:val="21"/>
+              </w:rPr>
+            </w:r>
+            <w:r>
+              <w:rPr>
+                <w:rFonts w:ascii="Times New Roman" w:hAnsi="Times New Roman" w:eastAsia="宋体"/>
+                <w:b w:val="0"/>
+                <w:sz w:val="21"/>
+              </w:rPr>
+              <w:t>链路理解：熟悉采购申请、订单管理、入库验收、对账核算的单据流转，理解采购到付款（P2P）链路与MRP、BOM逻辑</w:t>
             </w:r>
           </w:p>
         </w:tc>
@@ -1531,7 +1609,7 @@
       <w:tr>
         <w:trPr>
           <w:gridAfter w:val="1"/>
-          <w:wAfter w:w="908" w:type="dxa"/>
+          <w:wAfter w:w="880" w:type="dxa"/>
           <w:jc w:val="center"/>
         </w:trPr>
         <w:tc>
@@ -1555,7 +1633,7 @@
             <w:pPr>
               <w:spacing w:line="290" w:lineRule="atLeast"/>
               <w:rPr>
-                <w:rFonts w:hint="default"/>
+                <w:rFonts w:ascii="Times New Roman" w:hAnsi="Times New Roman" w:hint="default"/>
                 <w:sz w:val="21"/>
               </w:rPr>
             </w:pPr>
@@ -1583,20 +1661,25 @@
             <w:pPr>
               <w:spacing w:line="290" w:lineRule="atLeast"/>
               <w:rPr>
-                <w:rFonts w:hint="default"/>
+                <w:rFonts w:ascii="Times New Roman" w:hAnsi="Times New Roman" w:hint="default"/>
+                <w:sz w:val="21"/>
+              </w:rPr>
+            </w:pPr>
+            <w:r>
+              <w:rPr>
+                <w:rFonts w:ascii="Times New Roman" w:eastAsia="宋体" w:hAnsi="Times New Roman" w:cs="宋体"/>
                 <w:b/>
                 <w:bCs/>
                 <w:sz w:val="21"/>
               </w:rPr>
-            </w:pPr>
-            <w:r>
-              <w:rPr>
-                <w:rFonts w:ascii="Times New Roman" w:eastAsia="宋体" w:hAnsi="Times New Roman" w:cs="宋体"/>
-                <w:b/>
-                <w:bCs/>
-                <w:sz w:val="21"/>
-              </w:rPr>
-              <w:t>瑞幸咖啡</w:t>
+            </w:r>
+            <w:r>
+              <w:rPr>
+                <w:rFonts w:ascii="Times New Roman" w:hAnsi="Times New Roman" w:eastAsia="宋体"/>
+                <w:b/>
+                <w:sz w:val="21"/>
+              </w:rPr>
+              <w:t>社区团购末端网络优化</w:t>
             </w:r>
           </w:p>
         </w:tc>
@@ -1615,7 +1698,7 @@
             <w:pPr>
               <w:spacing w:line="290" w:lineRule="atLeast"/>
               <w:rPr>
-                <w:rFonts w:hint="default"/>
+                <w:rFonts w:ascii="Times New Roman" w:eastAsia="等线" w:hAnsi="Times New Roman" w:hint="default"/>
                 <w:b/>
                 <w:bCs/>
                 <w:sz w:val="21"/>
@@ -1628,7 +1711,14 @@
                 <w:bCs/>
                 <w:sz w:val="21"/>
               </w:rPr>
-              <w:t>咖啡师（兼职）</w:t>
+            </w:r>
+            <w:r>
+              <w:rPr>
+                <w:rFonts w:ascii="Times New Roman" w:hAnsi="Times New Roman" w:eastAsia="宋体"/>
+                <w:b/>
+                <w:sz w:val="21"/>
+              </w:rPr>
+              <w:t>个人课程项目</w:t>
             </w:r>
           </w:p>
         </w:tc>
@@ -1660,7 +1750,30 @@
                 <w:bCs/>
                 <w:sz w:val="21"/>
               </w:rPr>
-              <w:t>2023.07 - 2023.09</w:t>
+            </w:r>
+            <w:r>
+              <w:rPr>
+                <w:rFonts w:ascii="Times New Roman" w:eastAsia="宋体" w:hAnsi="Times New Roman" w:cs="宋体"/>
+                <w:b/>
+                <w:bCs/>
+                <w:sz w:val="21"/>
+              </w:rPr>
+            </w:r>
+            <w:r>
+              <w:rPr>
+                <w:rFonts w:ascii="Times New Roman" w:eastAsia="宋体" w:hAnsi="Times New Roman" w:cs="宋体"/>
+                <w:b/>
+                <w:bCs/>
+                <w:sz w:val="21"/>
+              </w:rPr>
+            </w:r>
+            <w:r>
+              <w:rPr>
+                <w:rFonts w:ascii="Times New Roman" w:hAnsi="Times New Roman" w:eastAsia="宋体"/>
+                <w:b/>
+                <w:sz w:val="21"/>
+              </w:rPr>
+              <w:t>2026.03—2026.06</w:t>
             </w:r>
           </w:p>
         </w:tc>
@@ -1668,7 +1781,7 @@
       <w:tr>
         <w:trPr>
           <w:gridAfter w:val="1"/>
-          <w:wAfter w:w="908" w:type="dxa"/>
+          <w:wAfter w:w="880" w:type="dxa"/>
           <w:jc w:val="center"/>
         </w:trPr>
         <w:tc>
@@ -1720,7 +1833,7 @@
             <w:pPr>
               <w:numPr>
                 <w:ilvl w:val="0"/>
-                <w:numId w:val="6"/>
+                <w:numId w:val="9"/>
               </w:numPr>
               <w:spacing w:line="290" w:lineRule="atLeast"/>
               <w:rPr>
@@ -1733,14 +1846,45 @@
                 <w:rFonts w:ascii="Times New Roman" w:eastAsia="宋体" w:hAnsi="Times New Roman" w:cs="宋体"/>
                 <w:sz w:val="21"/>
               </w:rPr>
-              <w:t>库存管理：落实门店原辅料日盘与效期管理流程，每日核对食材有效期并打印失效单据，保持库存账实一致</w:t>
+            </w:r>
+            <w:r>
+              <w:rPr>
+                <w:rFonts w:ascii="Times New Roman" w:eastAsia="宋体" w:hAnsi="Times New Roman" w:cs="宋体" w:hint="default"/>
+                <w:sz w:val="21"/>
+              </w:rPr>
+            </w:r>
+            <w:r>
+              <w:rPr>
+                <w:rFonts w:ascii="Times New Roman" w:eastAsia="宋体" w:hAnsi="Times New Roman" w:cs="宋体"/>
+                <w:sz w:val="21"/>
+              </w:rPr>
+            </w:r>
+            <w:r>
+              <w:rPr>
+                <w:rFonts w:ascii="Times New Roman" w:eastAsia="宋体" w:hAnsi="Times New Roman" w:cs="宋体" w:hint="default"/>
+                <w:sz w:val="21"/>
+              </w:rPr>
+            </w:r>
+            <w:r>
+              <w:rPr>
+                <w:rFonts w:ascii="Times New Roman" w:eastAsia="宋体" w:hAnsi="Times New Roman" w:cs="宋体"/>
+                <w:sz w:val="21"/>
+              </w:rPr>
+            </w:r>
+            <w:r>
+              <w:rPr>
+                <w:rFonts w:ascii="Times New Roman" w:hAnsi="Times New Roman" w:eastAsia="宋体"/>
+                <w:b w:val="0"/>
+                <w:sz w:val="21"/>
+              </w:rPr>
+              <w:t>问题建模：针对自提点布局零散、配送效率低，将年龄分层服务半径与电梯等待时间纳入选址-路径优化模型</w:t>
             </w:r>
           </w:p>
           <w:p>
             <w:pPr>
               <w:numPr>
                 <w:ilvl w:val="0"/>
-                <w:numId w:val="6"/>
+                <w:numId w:val="9"/>
               </w:numPr>
               <w:spacing w:line="290" w:lineRule="atLeast"/>
               <w:rPr>
@@ -1753,7 +1897,336 @@
                 <w:rFonts w:ascii="Times New Roman" w:eastAsia="宋体" w:hAnsi="Times New Roman" w:cs="宋体"/>
                 <w:sz w:val="21"/>
               </w:rPr>
-              <w:t>需求准备：依据销售消耗规律提醒仓库解冻备货、同步门店补货需求，降低物料损耗与缺货风险</w:t>
+            </w:r>
+            <w:r>
+              <w:rPr>
+                <w:rFonts w:ascii="Times New Roman" w:hAnsi="Times New Roman" w:eastAsia="宋体"/>
+                <w:b w:val="0"/>
+                <w:sz w:val="21"/>
+              </w:rPr>
+              <w:t>方案求解：基于15个候选点位、日均345单真实数据，用Python设计“2核心点+4动态临时点”弹性布局方案</w:t>
+            </w:r>
+          </w:p>
+          <w:p>
+            <w:pPr>
+              <w:numPr>
+                <w:ilvl w:val="0"/>
+                <w:numId w:val="9"/>
+              </w:numPr>
+              <w:spacing w:line="290" w:lineRule="atLeast"/>
+              <w:rPr>
+                <w:rFonts w:ascii="Times New Roman" w:eastAsia="宋体" w:hAnsi="Times New Roman" w:cs="宋体" w:hint="default"/>
+                <w:sz w:val="21"/>
+              </w:rPr>
+            </w:pPr>
+            <w:r>
+              <w:rPr>
+                <w:rFonts w:ascii="Times New Roman" w:eastAsia="宋体" w:hAnsi="Times New Roman" w:cs="宋体"/>
+                <w:sz w:val="21"/>
+              </w:rPr>
+            </w:r>
+            <w:r>
+              <w:rPr>
+                <w:rFonts w:ascii="Times New Roman" w:hAnsi="Times New Roman" w:eastAsia="宋体"/>
+                <w:b w:val="0"/>
+                <w:sz w:val="21"/>
+              </w:rPr>
+              <w:t>成果验证：模型测算总成本降低18.7%、配送时长缩短22.3%，可响应周末29.9%、促销日50.7%的需求波动</w:t>
+            </w:r>
+          </w:p>
+        </w:tc>
+      </w:tr>
+      <w:tr>
+        <w:trPr>
+          <w:gridAfter w:val="1"/>
+          <w:wAfter w:w="880" w:type="dxa"/>
+          <w:jc w:val="center"/>
+        </w:trPr>
+        <w:tc>
+          <w:tcPr>
+            <w:tcW w:w="695" w:type="dxa"/>
+            <w:tcBorders>
+              <w:top w:val="nil"/>
+              <w:left w:val="nil"/>
+              <w:bottom w:val="nil"/>
+              <w:right w:val="nil"/>
+            </w:tcBorders>
+            <w:tcMar>
+              <w:top w:w="0" w:type="dxa"/>
+              <w:left w:w="113" w:type="dxa"/>
+              <w:bottom w:w="0" w:type="dxa"/>
+              <w:right w:w="85" w:type="dxa"/>
+            </w:tcMar>
+            <w:vAlign w:val="center"/>
+          </w:tcPr>
+          <w:p>
+            <w:pPr>
+              <w:spacing w:line="290" w:lineRule="atLeast"/>
+              <w:rPr>
+                <w:rFonts w:ascii="Times New Roman" w:hAnsi="Times New Roman" w:hint="default"/>
+                <w:sz w:val="21"/>
+              </w:rPr>
+            </w:pPr>
+          </w:p>
+        </w:tc>
+        <w:tc>
+          <w:tcPr>
+            <w:tcW w:w="4600" w:type="dxa"/>
+            <w:gridSpan w:val="2"/>
+            <w:tcBorders>
+              <w:top w:val="nil"/>
+              <w:left w:val="nil"/>
+              <w:bottom w:val="nil"/>
+              <w:right w:val="nil"/>
+            </w:tcBorders>
+            <w:tcMar>
+              <w:top w:w="0" w:type="dxa"/>
+              <w:left w:w="85" w:type="dxa"/>
+              <w:bottom w:w="0" w:type="dxa"/>
+              <w:right w:w="85" w:type="dxa"/>
+            </w:tcMar>
+            <w:vAlign w:val="center"/>
+          </w:tcPr>
+          <w:p>
+            <w:pPr>
+              <w:spacing w:line="290" w:lineRule="atLeast"/>
+              <w:rPr>
+                <w:rFonts w:ascii="Times New Roman" w:hAnsi="Times New Roman" w:hint="default"/>
+                <w:sz w:val="21"/>
+              </w:rPr>
+            </w:pPr>
+            <w:r>
+              <w:rPr>
+                <w:rFonts w:ascii="Times New Roman" w:eastAsia="宋体" w:hAnsi="Times New Roman" w:cs="宋体"/>
+                <w:b/>
+                <w:bCs/>
+                <w:sz w:val="21"/>
+              </w:rPr>
+            </w:r>
+            <w:r>
+              <w:rPr>
+                <w:rFonts w:ascii="Times New Roman" w:eastAsia="宋体" w:hAnsi="Times New Roman" w:cs="宋体"/>
+                <w:b/>
+                <w:bCs/>
+                <w:sz w:val="21"/>
+              </w:rPr>
+            </w:r>
+            <w:r>
+              <w:rPr>
+                <w:rFonts w:ascii="Times New Roman" w:hAnsi="Times New Roman" w:eastAsia="宋体"/>
+                <w:b/>
+                <w:sz w:val="21"/>
+              </w:rPr>
+              <w:t>银行电话营销客户响应行为分析</w:t>
+            </w:r>
+          </w:p>
+        </w:tc>
+        <w:tc>
+          <w:tcPr>
+            <w:tcW w:w="2693" w:type="dxa"/>
+            <w:tcBorders>
+              <w:top w:val="nil"/>
+              <w:left w:val="nil"/>
+              <w:bottom w:val="nil"/>
+              <w:right w:val="nil"/>
+            </w:tcBorders>
+            <w:vAlign w:val="center"/>
+          </w:tcPr>
+          <w:p>
+            <w:pPr>
+              <w:spacing w:line="290" w:lineRule="atLeast"/>
+              <w:rPr>
+                <w:rFonts w:ascii="Times New Roman" w:eastAsia="等线" w:hAnsi="Times New Roman" w:hint="default"/>
+                <w:b/>
+                <w:bCs/>
+                <w:sz w:val="21"/>
+              </w:rPr>
+            </w:pPr>
+            <w:r>
+              <w:rPr>
+                <w:rFonts w:ascii="Times New Roman" w:eastAsia="宋体" w:hAnsi="Times New Roman" w:cs="宋体"/>
+                <w:b/>
+                <w:bCs/>
+                <w:sz w:val="21"/>
+              </w:rPr>
+            </w:r>
+            <w:r>
+              <w:rPr>
+                <w:rFonts w:ascii="Times New Roman" w:hAnsi="Times New Roman" w:eastAsia="宋体"/>
+                <w:b/>
+                <w:sz w:val="21"/>
+              </w:rPr>
+              <w:t>个人课程项目</w:t>
+            </w:r>
+          </w:p>
+        </w:tc>
+        <w:tc>
+          <w:tcPr>
+            <w:tcW w:w="2755" w:type="dxa"/>
+            <w:tcBorders>
+              <w:top w:val="nil"/>
+              <w:left w:val="nil"/>
+              <w:bottom w:val="nil"/>
+              <w:right w:val="nil"/>
+            </w:tcBorders>
+            <w:vAlign w:val="center"/>
+          </w:tcPr>
+          <w:p>
+            <w:pPr>
+              <w:spacing w:line="290" w:lineRule="atLeast"/>
+              <w:rPr>
+                <w:rFonts w:ascii="Times New Roman" w:eastAsia="等线" w:hAnsi="Times New Roman" w:hint="default"/>
+                <w:b/>
+                <w:bCs/>
+                <w:sz w:val="21"/>
+              </w:rPr>
+            </w:pPr>
+            <w:r>
+              <w:rPr>
+                <w:rFonts w:ascii="Times New Roman" w:eastAsia="宋体" w:hAnsi="Times New Roman" w:cs="宋体"/>
+                <w:b/>
+                <w:bCs/>
+                <w:sz w:val="21"/>
+              </w:rPr>
+            </w:r>
+            <w:r>
+              <w:rPr>
+                <w:rFonts w:ascii="Times New Roman" w:hAnsi="Times New Roman" w:eastAsia="宋体"/>
+                <w:b/>
+                <w:sz w:val="21"/>
+              </w:rPr>
+              <w:t>2026.04—2026.06</w:t>
+            </w:r>
+          </w:p>
+        </w:tc>
+      </w:tr>
+      <w:tr>
+        <w:trPr>
+          <w:gridAfter w:val="1"/>
+          <w:wAfter w:w="880" w:type="dxa"/>
+          <w:jc w:val="center"/>
+        </w:trPr>
+        <w:tc>
+          <w:tcPr>
+            <w:tcW w:w="695" w:type="dxa"/>
+            <w:tcBorders>
+              <w:top w:val="nil"/>
+              <w:left w:val="nil"/>
+              <w:bottom w:val="nil"/>
+              <w:right w:val="nil"/>
+            </w:tcBorders>
+            <w:tcMar>
+              <w:top w:w="0" w:type="dxa"/>
+              <w:left w:w="113" w:type="dxa"/>
+              <w:bottom w:w="0" w:type="dxa"/>
+              <w:right w:w="85" w:type="dxa"/>
+            </w:tcMar>
+            <w:vAlign w:val="center"/>
+          </w:tcPr>
+          <w:p>
+            <w:pPr>
+              <w:spacing w:line="290" w:lineRule="atLeast"/>
+              <w:rPr>
+                <w:rFonts w:ascii="Times New Roman" w:hAnsi="Times New Roman" w:hint="default"/>
+                <w:sz w:val="21"/>
+              </w:rPr>
+            </w:pPr>
+          </w:p>
+        </w:tc>
+        <w:tc>
+          <w:tcPr>
+            <w:tcW w:w="10048" w:type="dxa"/>
+            <w:gridSpan w:val="4"/>
+            <w:tcBorders>
+              <w:top w:val="nil"/>
+              <w:left w:val="nil"/>
+              <w:bottom w:val="nil"/>
+              <w:right w:val="nil"/>
+            </w:tcBorders>
+            <w:tcMar>
+              <w:top w:w="0" w:type="dxa"/>
+              <w:left w:w="85" w:type="dxa"/>
+              <w:bottom w:w="0" w:type="dxa"/>
+              <w:right w:w="85" w:type="dxa"/>
+            </w:tcMar>
+            <w:vAlign w:val="center"/>
+          </w:tcPr>
+          <w:p>
+            <w:pPr>
+              <w:numPr>
+                <w:ilvl w:val="0"/>
+                <w:numId w:val="9"/>
+              </w:numPr>
+              <w:spacing w:line="290" w:lineRule="atLeast"/>
+              <w:rPr>
+                <w:rFonts w:ascii="Times New Roman" w:eastAsia="宋体" w:hAnsi="Times New Roman" w:cs="宋体" w:hint="default"/>
+                <w:sz w:val="21"/>
+              </w:rPr>
+            </w:pPr>
+            <w:r>
+              <w:rPr>
+                <w:rFonts w:ascii="Times New Roman" w:eastAsia="宋体" w:hAnsi="Times New Roman" w:cs="宋体"/>
+                <w:sz w:val="21"/>
+              </w:rPr>
+            </w:r>
+            <w:r>
+              <w:rPr>
+                <w:rFonts w:ascii="Times New Roman" w:eastAsia="宋体" w:hAnsi="Times New Roman" w:cs="宋体" w:hint="default"/>
+                <w:sz w:val="21"/>
+              </w:rPr>
+            </w:r>
+            <w:r>
+              <w:rPr>
+                <w:rFonts w:ascii="Times New Roman" w:eastAsia="宋体" w:hAnsi="Times New Roman" w:cs="宋体"/>
+                <w:sz w:val="21"/>
+              </w:rPr>
+            </w:r>
+            <w:r>
+              <w:rPr>
+                <w:rFonts w:ascii="Times New Roman" w:hAnsi="Times New Roman" w:eastAsia="宋体"/>
+                <w:b w:val="0"/>
+                <w:sz w:val="21"/>
+              </w:rPr>
+              <w:t>数据清洗：基于45211条银行营销数据，用R完成缺失值与异常值清洗，对年龄、职业、营销频次等字段多维度分层统计</w:t>
+            </w:r>
+          </w:p>
+          <w:p>
+            <w:pPr>
+              <w:numPr>
+                <w:ilvl w:val="0"/>
+                <w:numId w:val="9"/>
+              </w:numPr>
+              <w:spacing w:line="290" w:lineRule="atLeast"/>
+              <w:rPr>
+                <w:rFonts w:ascii="Times New Roman" w:eastAsia="宋体" w:hAnsi="Times New Roman" w:cs="宋体" w:hint="default"/>
+                <w:sz w:val="21"/>
+              </w:rPr>
+            </w:pPr>
+            <w:r>
+              <w:rPr>
+                <w:rFonts w:ascii="Times New Roman" w:eastAsia="宋体" w:hAnsi="Times New Roman" w:cs="宋体"/>
+                <w:sz w:val="21"/>
+              </w:rPr>
+            </w:r>
+            <w:r>
+              <w:rPr>
+                <w:rFonts w:ascii="Times New Roman" w:eastAsia="宋体" w:hAnsi="Times New Roman" w:cs="宋体" w:hint="default"/>
+                <w:sz w:val="21"/>
+              </w:rPr>
+            </w:r>
+            <w:r>
+              <w:rPr>
+                <w:rFonts w:ascii="Times New Roman" w:eastAsia="宋体" w:hAnsi="Times New Roman" w:cs="宋体"/>
+                <w:sz w:val="21"/>
+              </w:rPr>
+            </w:r>
+            <w:r>
+              <w:rPr>
+                <w:rFonts w:ascii="Times New Roman" w:hAnsi="Times New Roman" w:eastAsia="宋体"/>
+                <w:b w:val="0"/>
+                <w:sz w:val="21"/>
+              </w:rPr>
+              <w:t>可视化分析：独立绘制帕累托图、相关性热力图、转化率瀑布图，识别关键影响变量，为客户分群与资源分配提供支撑</w:t>
             </w:r>
           </w:p>
         </w:tc>
@@ -1787,34 +2260,58 @@
             <w:pPr>
               <w:spacing w:line="290" w:lineRule="atLeast"/>
               <w:rPr>
-                <w:rFonts w:ascii="Times New Roman" w:hAnsi="Times New Roman" w:hint="default"/>
-                <w:b/>
-                <w:bCs/>
-              </w:rPr>
-            </w:pPr>
-            <w:r>
-              <w:rPr>
-                <w:rFonts w:ascii="Times New Roman" w:eastAsia="宋体" w:hAnsi="Times New Roman" w:cs="宋体"/>
-                <w:b/>
-                <w:bCs/>
-              </w:rPr>
-              <w:t>项目</w:t>
-            </w:r>
-            <w:r>
-              <w:rPr>
-                <w:rFonts w:ascii="Times New Roman" w:eastAsia="宋体" w:hAnsi="Times New Roman" w:cs="宋体"/>
-                <w:b/>
-                <w:bCs/>
-              </w:rPr>
-              <w:t>经历</w:t>
+                <w:rFonts w:ascii="宋体" w:eastAsia="宋体" w:hAnsi="宋体"/>
+              </w:rPr>
+            </w:pPr>
+            <w:r>
+              <w:rPr>
+                <w:rFonts w:ascii="宋体" w:eastAsia="宋体" w:hAnsi="宋体"/>
+                <w:b/>
+              </w:rPr>
+              <w:t>实践经历</w:t>
             </w:r>
           </w:p>
         </w:tc>
       </w:tr>
+    </w:tbl>
+    <w:p>
+      <w:pPr>
+        <w:spacing w:line="290" w:lineRule="atLeast"/>
+        <w:rPr>
+          <w:rFonts w:hint="default"/>
+          <w:vanish/>
+        </w:rPr>
+      </w:pPr>
+    </w:p>
+    <w:p>
+      <w:pPr>
+        <w:spacing w:line="290" w:lineRule="atLeast"/>
+        <w:rPr>
+          <w:rFonts w:hint="default"/>
+          <w:vanish/>
+          <w:sz w:val="21"/>
+        </w:rPr>
+      </w:pPr>
+    </w:p>
+    <w:tbl>
+      <w:tblPr>
+        <w:tblW w:w="0" w:type="auto"/>
+        <w:jc w:val="center"/>
+        <w:tblLayout w:type="fixed"/>
+        <w:tblCellMar>
+          <w:left w:w="0" w:type="dxa"/>
+          <w:right w:w="0" w:type="dxa"/>
+        </w:tblCellMar>
+        <w:tblLook w:val="0000" w:firstRow="0" w:lastRow="0" w:firstColumn="0" w:lastColumn="0" w:noHBand="0" w:noVBand="0"/>
+      </w:tblPr>
+      <w:tblGrid>
+        <w:gridCol w:w="695"/>
+        <w:gridCol w:w="4600"/>
+        <w:gridCol w:w="2693"/>
+        <w:gridCol w:w="2755"/>
+      </w:tblGrid>
       <w:tr>
         <w:trPr>
-          <w:gridAfter w:val="1"/>
-          <w:wAfter w:w="880" w:type="dxa"/>
           <w:jc w:val="center"/>
         </w:trPr>
         <w:tc>
@@ -1838,7 +2335,7 @@
             <w:pPr>
               <w:spacing w:line="290" w:lineRule="atLeast"/>
               <w:rPr>
-                <w:rFonts w:ascii="Times New Roman" w:hAnsi="Times New Roman" w:hint="default"/>
+                <w:rFonts w:hint="default"/>
                 <w:sz w:val="21"/>
               </w:rPr>
             </w:pPr>
@@ -1847,7 +2344,6 @@
         <w:tc>
           <w:tcPr>
             <w:tcW w:w="4600" w:type="dxa"/>
-            <w:gridSpan w:val="2"/>
             <w:tcBorders>
               <w:top w:val="nil"/>
               <w:left w:val="nil"/>
@@ -1866,19 +2362,12 @@
             <w:pPr>
               <w:spacing w:line="290" w:lineRule="atLeast"/>
               <w:rPr>
-                <w:rFonts w:ascii="Times New Roman" w:hAnsi="Times New Roman" w:hint="default"/>
-                <w:sz w:val="21"/>
-              </w:rPr>
-            </w:pPr>
-            <w:r>
-              <w:rPr>
-                <w:rFonts w:ascii="Times New Roman" w:eastAsia="宋体" w:hAnsi="Times New Roman" w:cs="宋体"/>
+                <w:rFonts w:hint="default"/>
                 <w:b/>
                 <w:bCs/>
                 <w:sz w:val="21"/>
               </w:rPr>
-              <w:t>ERP</w:t>
-            </w:r>
+            </w:pPr>
             <w:r>
               <w:rPr>
                 <w:rFonts w:ascii="Times New Roman" w:eastAsia="宋体" w:hAnsi="Times New Roman" w:cs="宋体"/>
@@ -1886,7 +2375,14 @@
                 <w:bCs/>
                 <w:sz w:val="21"/>
               </w:rPr>
-              <w:t>供应链全流程模拟操作</w:t>
+            </w:r>
+            <w:r>
+              <w:rPr>
+                <w:rFonts w:ascii="Times New Roman" w:hAnsi="Times New Roman" w:eastAsia="宋体"/>
+                <w:b/>
+                <w:sz w:val="21"/>
+              </w:rPr>
+              <w:t>山东鱼跃尚成教育有限责任公司</w:t>
             </w:r>
           </w:p>
         </w:tc>
@@ -1905,7 +2401,7 @@
             <w:pPr>
               <w:spacing w:line="290" w:lineRule="atLeast"/>
               <w:rPr>
-                <w:rFonts w:ascii="Times New Roman" w:eastAsia="等线" w:hAnsi="Times New Roman" w:hint="default"/>
+                <w:rFonts w:hint="default"/>
                 <w:b/>
                 <w:bCs/>
                 <w:sz w:val="21"/>
@@ -1918,7 +2414,14 @@
                 <w:bCs/>
                 <w:sz w:val="21"/>
               </w:rPr>
-              <w:t>课程实验・账套主管</w:t>
+            </w:r>
+            <w:r>
+              <w:rPr>
+                <w:rFonts w:ascii="Times New Roman" w:hAnsi="Times New Roman" w:eastAsia="宋体"/>
+                <w:b/>
+                <w:sz w:val="21"/>
+              </w:rPr>
+              <w:t>项目助理（兼职）</w:t>
             </w:r>
           </w:p>
         </w:tc>
@@ -1950,15 +2453,20 @@
                 <w:bCs/>
                 <w:sz w:val="21"/>
               </w:rPr>
-              <w:t>2025.03-2025.07</w:t>
+            </w:r>
+            <w:r>
+              <w:rPr>
+                <w:rFonts w:ascii="Times New Roman" w:hAnsi="Times New Roman" w:eastAsia="宋体"/>
+                <w:b/>
+                <w:sz w:val="21"/>
+              </w:rPr>
+              <w:t>2026.04—2026.07</w:t>
             </w:r>
           </w:p>
         </w:tc>
       </w:tr>
       <w:tr>
         <w:trPr>
-          <w:gridAfter w:val="1"/>
-          <w:wAfter w:w="880" w:type="dxa"/>
           <w:jc w:val="center"/>
         </w:trPr>
         <w:tc>
@@ -1991,7 +2499,7 @@
         <w:tc>
           <w:tcPr>
             <w:tcW w:w="10048" w:type="dxa"/>
-            <w:gridSpan w:val="4"/>
+            <w:gridSpan w:val="3"/>
             <w:tcBorders>
               <w:top w:val="nil"/>
               <w:left w:val="nil"/>
@@ -2010,7 +2518,7 @@
             <w:pPr>
               <w:numPr>
                 <w:ilvl w:val="0"/>
-                <w:numId w:val="9"/>
+                <w:numId w:val="6"/>
               </w:numPr>
               <w:spacing w:line="290" w:lineRule="atLeast"/>
               <w:rPr>
@@ -2023,28 +2531,21 @@
                 <w:rFonts w:ascii="Times New Roman" w:eastAsia="宋体" w:hAnsi="Times New Roman" w:cs="宋体"/>
                 <w:sz w:val="21"/>
               </w:rPr>
-              <w:t>全流程实操：以账套主管角色使用用友</w:t>
-            </w:r>
-            <w:r>
-              <w:rPr>
-                <w:rFonts w:ascii="Times New Roman" w:eastAsia="宋体" w:hAnsi="Times New Roman" w:cs="宋体" w:hint="default"/>
-                <w:sz w:val="21"/>
-              </w:rPr>
-              <w:t>U8+</w:t>
-            </w:r>
-            <w:r>
-              <w:rPr>
-                <w:rFonts w:ascii="Times New Roman" w:eastAsia="宋体" w:hAnsi="Times New Roman" w:cs="宋体"/>
-                <w:sz w:val="21"/>
-              </w:rPr>
-              <w:t>，以模拟箱包贸易企业为对象，独立完成采购订单→到货入库→销售订单→发货出库→库存调拨→盘点→存货核算→收付款凭证全流程操作</w:t>
+            </w:r>
+            <w:r>
+              <w:rPr>
+                <w:rFonts w:ascii="Times New Roman" w:hAnsi="Times New Roman" w:eastAsia="宋体"/>
+                <w:b w:val="0"/>
+                <w:sz w:val="21"/>
+              </w:rPr>
+              <w:t>材料统筹：统筹200+份申报材料全流程管理，用Excel搭建分类台账，建立“录入-核对-提交”三级校验机制，实现零差错提交</w:t>
             </w:r>
           </w:p>
           <w:p>
             <w:pPr>
               <w:numPr>
                 <w:ilvl w:val="0"/>
-                <w:numId w:val="9"/>
+                <w:numId w:val="6"/>
               </w:numPr>
               <w:spacing w:line="290" w:lineRule="atLeast"/>
               <w:rPr>
@@ -2057,29 +2558,32 @@
                 <w:rFonts w:ascii="Times New Roman" w:eastAsia="宋体" w:hAnsi="Times New Roman" w:cs="宋体"/>
                 <w:sz w:val="21"/>
               </w:rPr>
-              <w:t>模块联动：掌握采购、销售、库存、存货、财务五大模块间的数据流转与单据联动逻辑，理解</w:t>
-            </w:r>
-            <w:r>
-              <w:rPr>
-                <w:rFonts w:ascii="Times New Roman" w:eastAsia="宋体" w:hAnsi="Times New Roman" w:cs="宋体" w:hint="default"/>
-                <w:sz w:val="21"/>
-              </w:rPr>
-              <w:t>ERP</w:t>
-            </w:r>
-            <w:r>
-              <w:rPr>
-                <w:rFonts w:ascii="Times New Roman" w:eastAsia="宋体" w:hAnsi="Times New Roman" w:cs="宋体"/>
-                <w:sz w:val="21"/>
-              </w:rPr>
-              <w:t>系统中供应链业务从订单到核算的标准化运作机制</w:t>
+            </w:r>
+            <w:r>
+              <w:rPr>
+                <w:rFonts w:ascii="Times New Roman" w:eastAsia="宋体" w:hAnsi="Times New Roman" w:cs="宋体"/>
+                <w:sz w:val="21"/>
+              </w:rPr>
+            </w:r>
+            <w:r>
+              <w:rPr>
+                <w:rFonts w:ascii="Times New Roman" w:eastAsia="宋体" w:hAnsi="Times New Roman" w:cs="宋体"/>
+                <w:sz w:val="21"/>
+              </w:rPr>
+            </w:r>
+            <w:r>
+              <w:rPr>
+                <w:rFonts w:ascii="Times New Roman" w:hAnsi="Times New Roman" w:eastAsia="宋体"/>
+                <w:b w:val="0"/>
+                <w:sz w:val="21"/>
+              </w:rPr>
+              <w:t>流程优化：梳理并标准化资料审核与报批流程，对接各部门同步项目进度，按月汇总执行数据</w:t>
             </w:r>
           </w:p>
         </w:tc>
       </w:tr>
       <w:tr>
         <w:trPr>
-          <w:gridAfter w:val="1"/>
-          <w:wAfter w:w="880" w:type="dxa"/>
           <w:jc w:val="center"/>
         </w:trPr>
         <w:tc>
@@ -2103,7 +2607,7 @@
             <w:pPr>
               <w:spacing w:line="290" w:lineRule="atLeast"/>
               <w:rPr>
-                <w:rFonts w:ascii="Times New Roman" w:hAnsi="Times New Roman" w:hint="default"/>
+                <w:rFonts w:hint="default"/>
                 <w:sz w:val="21"/>
               </w:rPr>
             </w:pPr>
@@ -2112,7 +2616,6 @@
         <w:tc>
           <w:tcPr>
             <w:tcW w:w="4600" w:type="dxa"/>
-            <w:gridSpan w:val="2"/>
             <w:tcBorders>
               <w:top w:val="nil"/>
               <w:left w:val="nil"/>
@@ -2131,18 +2634,27 @@
             <w:pPr>
               <w:spacing w:line="290" w:lineRule="atLeast"/>
               <w:rPr>
-                <w:rFonts w:ascii="Times New Roman" w:hAnsi="Times New Roman" w:hint="default"/>
-                <w:sz w:val="21"/>
-              </w:rPr>
-            </w:pPr>
-            <w:r>
-              <w:rPr>
-                <w:rFonts w:ascii="Times New Roman" w:eastAsia="宋体" w:hAnsi="Times New Roman" w:cs="宋体"/>
+                <w:rFonts w:hint="default"/>
                 <w:b/>
                 <w:bCs/>
                 <w:sz w:val="21"/>
               </w:rPr>
-              <w:t>社区团购自提点选址与配送路径优化</w:t>
+            </w:pPr>
+            <w:r>
+              <w:rPr>
+                <w:rFonts w:ascii="Times New Roman" w:eastAsia="宋体" w:hAnsi="Times New Roman" w:cs="宋体"/>
+                <w:b/>
+                <w:bCs/>
+                <w:sz w:val="21"/>
+              </w:rPr>
+            </w:r>
+            <w:r>
+              <w:rPr>
+                <w:rFonts w:ascii="Times New Roman" w:hAnsi="Times New Roman" w:eastAsia="宋体"/>
+                <w:b/>
+                <w:sz w:val="21"/>
+              </w:rPr>
+              <w:t>瑞幸咖啡</w:t>
             </w:r>
           </w:p>
         </w:tc>
@@ -2161,7 +2673,7 @@
             <w:pPr>
               <w:spacing w:line="290" w:lineRule="atLeast"/>
               <w:rPr>
-                <w:rFonts w:ascii="Times New Roman" w:eastAsia="等线" w:hAnsi="Times New Roman" w:hint="default"/>
+                <w:rFonts w:hint="default"/>
                 <w:b/>
                 <w:bCs/>
                 <w:sz w:val="21"/>
@@ -2174,7 +2686,14 @@
                 <w:bCs/>
                 <w:sz w:val="21"/>
               </w:rPr>
-              <w:t>个人课程项目</w:t>
+            </w:r>
+            <w:r>
+              <w:rPr>
+                <w:rFonts w:ascii="Times New Roman" w:hAnsi="Times New Roman" w:eastAsia="宋体"/>
+                <w:b/>
+                <w:sz w:val="21"/>
+              </w:rPr>
+              <w:t>咖啡师（兼职）</w:t>
             </w:r>
           </w:p>
         </w:tc>
@@ -2206,15 +2725,20 @@
                 <w:bCs/>
                 <w:sz w:val="21"/>
               </w:rPr>
-              <w:t>2026.03-2026.06</w:t>
+            </w:r>
+            <w:r>
+              <w:rPr>
+                <w:rFonts w:ascii="Times New Roman" w:hAnsi="Times New Roman" w:eastAsia="宋体"/>
+                <w:b/>
+                <w:sz w:val="21"/>
+              </w:rPr>
+              <w:t>2023.07—2023.09</w:t>
             </w:r>
           </w:p>
         </w:tc>
       </w:tr>
       <w:tr>
         <w:trPr>
-          <w:gridAfter w:val="1"/>
-          <w:wAfter w:w="880" w:type="dxa"/>
           <w:jc w:val="center"/>
         </w:trPr>
         <w:tc>
@@ -2247,7 +2771,7 @@
         <w:tc>
           <w:tcPr>
             <w:tcW w:w="10048" w:type="dxa"/>
-            <w:gridSpan w:val="4"/>
+            <w:gridSpan w:val="3"/>
             <w:tcBorders>
               <w:top w:val="nil"/>
               <w:left w:val="nil"/>
@@ -2266,7 +2790,7 @@
             <w:pPr>
               <w:numPr>
                 <w:ilvl w:val="0"/>
-                <w:numId w:val="9"/>
+                <w:numId w:val="6"/>
               </w:numPr>
               <w:spacing w:line="290" w:lineRule="atLeast"/>
               <w:rPr>
@@ -2279,28 +2803,93 @@
                 <w:rFonts w:ascii="Times New Roman" w:eastAsia="宋体" w:hAnsi="Times New Roman" w:cs="宋体"/>
                 <w:sz w:val="21"/>
               </w:rPr>
-              <w:t>问题建模：针对老龄化小区自提点布局零散、配送效率低的痛点，将年龄分层服务半径与电梯等待时间纳入选址</w:t>
             </w:r>
             <w:r>
               <w:rPr>
                 <w:rFonts w:ascii="Times New Roman" w:eastAsia="宋体" w:hAnsi="Times New Roman" w:cs="宋体" w:hint="default"/>
                 <w:sz w:val="21"/>
               </w:rPr>
-              <w:t>-</w:t>
-            </w:r>
-            <w:r>
-              <w:rPr>
-                <w:rFonts w:ascii="Times New Roman" w:eastAsia="宋体" w:hAnsi="Times New Roman" w:cs="宋体"/>
-                <w:sz w:val="21"/>
-              </w:rPr>
-              <w:t>路径优化模型</w:t>
+            </w:r>
+            <w:r>
+              <w:rPr>
+                <w:rFonts w:ascii="Times New Roman" w:eastAsia="宋体" w:hAnsi="Times New Roman" w:cs="宋体"/>
+                <w:sz w:val="21"/>
+              </w:rPr>
+            </w:r>
+            <w:r>
+              <w:rPr>
+                <w:rFonts w:ascii="Times New Roman" w:eastAsia="宋体" w:hAnsi="Times New Roman" w:cs="宋体" w:hint="default"/>
+                <w:sz w:val="21"/>
+              </w:rPr>
+            </w:r>
+            <w:r>
+              <w:rPr>
+                <w:rFonts w:ascii="Times New Roman" w:eastAsia="宋体" w:hAnsi="Times New Roman" w:cs="宋体"/>
+                <w:sz w:val="21"/>
+              </w:rPr>
+            </w:r>
+            <w:r>
+              <w:rPr>
+                <w:rFonts w:ascii="Times New Roman" w:eastAsia="宋体" w:hAnsi="Times New Roman" w:cs="宋体"/>
+                <w:sz w:val="21"/>
+              </w:rPr>
+            </w:r>
+            <w:r>
+              <w:rPr>
+                <w:rFonts w:ascii="Times New Roman" w:eastAsia="宋体" w:hAnsi="Times New Roman" w:cs="宋体"/>
+                <w:sz w:val="21"/>
+              </w:rPr>
+            </w:r>
+            <w:r>
+              <w:rPr>
+                <w:rFonts w:ascii="Times New Roman" w:eastAsia="宋体" w:hAnsi="Times New Roman" w:cs="宋体" w:hint="default"/>
+                <w:sz w:val="21"/>
+              </w:rPr>
+            </w:r>
+            <w:r>
+              <w:rPr>
+                <w:rFonts w:ascii="Times New Roman" w:eastAsia="宋体" w:hAnsi="Times New Roman" w:cs="宋体"/>
+                <w:sz w:val="21"/>
+              </w:rPr>
+            </w:r>
+            <w:r>
+              <w:rPr>
+                <w:rFonts w:ascii="Times New Roman" w:eastAsia="宋体" w:hAnsi="Times New Roman" w:cs="宋体" w:hint="default"/>
+                <w:sz w:val="21"/>
+              </w:rPr>
+            </w:r>
+            <w:r>
+              <w:rPr>
+                <w:rFonts w:ascii="Times New Roman" w:eastAsia="宋体" w:hAnsi="Times New Roman" w:cs="宋体"/>
+                <w:sz w:val="21"/>
+              </w:rPr>
+            </w:r>
+            <w:r>
+              <w:rPr>
+                <w:rFonts w:ascii="Times New Roman" w:eastAsia="宋体" w:hAnsi="Times New Roman" w:cs="宋体"/>
+                <w:sz w:val="21"/>
+              </w:rPr>
+            </w:r>
+            <w:r>
+              <w:rPr>
+                <w:rFonts w:ascii="Times New Roman" w:eastAsia="宋体" w:hAnsi="Times New Roman" w:cs="宋体"/>
+                <w:sz w:val="21"/>
+              </w:rPr>
+            </w:r>
+            <w:r>
+              <w:rPr>
+                <w:rFonts w:ascii="Times New Roman" w:hAnsi="Times New Roman" w:eastAsia="宋体"/>
+                <w:b w:val="0"/>
+                <w:sz w:val="21"/>
+              </w:rPr>
+              <w:t>库存管理：负责门店数十种原辅料的补货申请、入库核对与日常盘点，落实“日盘+效期预警”机制，保持库存账实一致</w:t>
             </w:r>
           </w:p>
           <w:p>
             <w:pPr>
               <w:numPr>
                 <w:ilvl w:val="0"/>
-                <w:numId w:val="9"/>
+                <w:numId w:val="6"/>
               </w:numPr>
               <w:spacing w:line="290" w:lineRule="atLeast"/>
               <w:rPr>
@@ -2313,520 +2902,19 @@
                 <w:rFonts w:ascii="Times New Roman" w:eastAsia="宋体" w:hAnsi="Times New Roman" w:cs="宋体"/>
                 <w:sz w:val="21"/>
               </w:rPr>
-              <w:t>方案求解：基于</w:t>
-            </w:r>
-            <w:r>
-              <w:rPr>
-                <w:rFonts w:ascii="Times New Roman" w:eastAsia="宋体" w:hAnsi="Times New Roman" w:cs="宋体" w:hint="default"/>
-                <w:sz w:val="21"/>
-              </w:rPr>
-              <w:t>15</w:t>
-            </w:r>
-            <w:r>
-              <w:rPr>
-                <w:rFonts w:ascii="Times New Roman" w:eastAsia="宋体" w:hAnsi="Times New Roman" w:cs="宋体"/>
-                <w:sz w:val="21"/>
-              </w:rPr>
-              <w:t>个候选点位、日均</w:t>
-            </w:r>
-            <w:r>
-              <w:rPr>
-                <w:rFonts w:ascii="Times New Roman" w:eastAsia="宋体" w:hAnsi="Times New Roman" w:cs="宋体" w:hint="default"/>
-                <w:sz w:val="21"/>
-              </w:rPr>
-              <w:t>345</w:t>
-            </w:r>
-            <w:r>
-              <w:rPr>
-                <w:rFonts w:ascii="Times New Roman" w:eastAsia="宋体" w:hAnsi="Times New Roman" w:cs="宋体"/>
-                <w:sz w:val="21"/>
-              </w:rPr>
-              <w:t>单数据，用</w:t>
-            </w:r>
-            <w:r>
-              <w:rPr>
-                <w:rFonts w:ascii="Times New Roman" w:eastAsia="宋体" w:hAnsi="Times New Roman" w:cs="宋体" w:hint="default"/>
-                <w:sz w:val="21"/>
-              </w:rPr>
-              <w:t>Python</w:t>
-            </w:r>
-            <w:r>
-              <w:rPr>
-                <w:rFonts w:ascii="Times New Roman" w:eastAsia="宋体" w:hAnsi="Times New Roman" w:cs="宋体"/>
-                <w:sz w:val="21"/>
-              </w:rPr>
-              <w:t>设计</w:t>
-            </w:r>
-            <w:r>
-              <w:rPr>
-                <w:rFonts w:ascii="Times New Roman" w:eastAsia="宋体" w:hAnsi="Times New Roman" w:cs="宋体"/>
-                <w:sz w:val="21"/>
-              </w:rPr>
-              <w:t>“</w:t>
-            </w:r>
-            <w:r>
-              <w:rPr>
-                <w:rFonts w:ascii="Times New Roman" w:eastAsia="宋体" w:hAnsi="Times New Roman" w:cs="宋体" w:hint="default"/>
-                <w:sz w:val="21"/>
-              </w:rPr>
-              <w:t>2</w:t>
-            </w:r>
-            <w:r>
-              <w:rPr>
-                <w:rFonts w:ascii="Times New Roman" w:eastAsia="宋体" w:hAnsi="Times New Roman" w:cs="宋体"/>
-                <w:sz w:val="21"/>
-              </w:rPr>
-              <w:t>核心点</w:t>
-            </w:r>
-            <w:r>
-              <w:rPr>
-                <w:rFonts w:ascii="Times New Roman" w:eastAsia="宋体" w:hAnsi="Times New Roman" w:cs="宋体" w:hint="default"/>
-                <w:sz w:val="21"/>
-              </w:rPr>
-              <w:t>+4</w:t>
-            </w:r>
-            <w:r>
-              <w:rPr>
-                <w:rFonts w:ascii="Times New Roman" w:eastAsia="宋体" w:hAnsi="Times New Roman" w:cs="宋体"/>
-                <w:sz w:val="21"/>
-              </w:rPr>
-              <w:t>动态临时点</w:t>
-            </w:r>
-            <w:r>
-              <w:rPr>
-                <w:rFonts w:ascii="Times New Roman" w:eastAsia="宋体" w:hAnsi="Times New Roman" w:cs="宋体"/>
-                <w:sz w:val="21"/>
-              </w:rPr>
-              <w:t>”</w:t>
-            </w:r>
-            <w:r>
-              <w:rPr>
-                <w:rFonts w:ascii="Times New Roman" w:eastAsia="宋体" w:hAnsi="Times New Roman" w:cs="宋体"/>
-                <w:sz w:val="21"/>
-              </w:rPr>
-              <w:t>弹性布局方案</w:t>
-            </w:r>
-          </w:p>
-          <w:p>
-            <w:pPr>
-              <w:numPr>
-                <w:ilvl w:val="0"/>
-                <w:numId w:val="9"/>
-              </w:numPr>
-              <w:spacing w:line="290" w:lineRule="atLeast"/>
-              <w:rPr>
-                <w:rFonts w:ascii="Times New Roman" w:eastAsia="宋体" w:hAnsi="Times New Roman" w:cs="宋体" w:hint="default"/>
-                <w:sz w:val="21"/>
-              </w:rPr>
-            </w:pPr>
-            <w:r>
-              <w:rPr>
-                <w:rFonts w:ascii="Times New Roman" w:eastAsia="宋体" w:hAnsi="Times New Roman" w:cs="宋体"/>
-                <w:sz w:val="21"/>
-              </w:rPr>
-              <w:t>成果验证：模型测算总成本降低</w:t>
-            </w:r>
-            <w:r>
-              <w:rPr>
-                <w:rFonts w:ascii="Times New Roman" w:eastAsia="宋体" w:hAnsi="Times New Roman" w:cs="宋体" w:hint="default"/>
-                <w:sz w:val="21"/>
-              </w:rPr>
-              <w:t>18.7%</w:t>
-            </w:r>
-            <w:r>
-              <w:rPr>
-                <w:rFonts w:ascii="Times New Roman" w:eastAsia="宋体" w:hAnsi="Times New Roman" w:cs="宋体"/>
-                <w:sz w:val="21"/>
-              </w:rPr>
-              <w:t>，老年覆盖率</w:t>
-            </w:r>
-            <w:r>
-              <w:rPr>
-                <w:rFonts w:ascii="Times New Roman" w:eastAsia="宋体" w:hAnsi="Times New Roman" w:cs="宋体" w:hint="default"/>
-                <w:sz w:val="21"/>
-              </w:rPr>
-              <w:t>53.4%</w:t>
-            </w:r>
-            <w:r>
-              <w:rPr>
-                <w:rFonts w:ascii="Times New Roman" w:eastAsia="宋体" w:hAnsi="Times New Roman" w:cs="宋体"/>
-                <w:sz w:val="21"/>
-              </w:rPr>
-              <w:t>→</w:t>
-            </w:r>
-            <w:r>
-              <w:rPr>
-                <w:rFonts w:ascii="Times New Roman" w:eastAsia="宋体" w:hAnsi="Times New Roman" w:cs="宋体" w:hint="default"/>
-                <w:sz w:val="21"/>
-              </w:rPr>
-              <w:t>87.3%</w:t>
-            </w:r>
-            <w:r>
-              <w:rPr>
-                <w:rFonts w:ascii="Times New Roman" w:eastAsia="宋体" w:hAnsi="Times New Roman" w:cs="宋体"/>
-                <w:sz w:val="21"/>
-              </w:rPr>
-              <w:t>，配送时长缩短</w:t>
-            </w:r>
-            <w:r>
-              <w:rPr>
-                <w:rFonts w:ascii="Times New Roman" w:eastAsia="宋体" w:hAnsi="Times New Roman" w:cs="宋体" w:hint="default"/>
-                <w:sz w:val="21"/>
-              </w:rPr>
-              <w:t>22.3%</w:t>
-            </w:r>
-            <w:r>
-              <w:rPr>
-                <w:rFonts w:ascii="Times New Roman" w:eastAsia="宋体" w:hAnsi="Times New Roman" w:cs="宋体"/>
-                <w:sz w:val="21"/>
-              </w:rPr>
-              <w:t>，可响应周末</w:t>
-            </w:r>
-            <w:r>
-              <w:rPr>
-                <w:rFonts w:ascii="Times New Roman" w:eastAsia="宋体" w:hAnsi="Times New Roman" w:cs="宋体" w:hint="default"/>
-                <w:sz w:val="21"/>
-              </w:rPr>
-              <w:t>29.9%</w:t>
-            </w:r>
-            <w:r>
-              <w:rPr>
-                <w:rFonts w:ascii="Times New Roman" w:eastAsia="宋体" w:hAnsi="Times New Roman" w:cs="宋体"/>
-                <w:sz w:val="21"/>
-              </w:rPr>
-              <w:t>、促销日</w:t>
-            </w:r>
-            <w:r>
-              <w:rPr>
-                <w:rFonts w:ascii="Times New Roman" w:eastAsia="宋体" w:hAnsi="Times New Roman" w:cs="宋体" w:hint="default"/>
-                <w:sz w:val="21"/>
-              </w:rPr>
-              <w:t>50.7%</w:t>
-            </w:r>
-            <w:r>
-              <w:rPr>
-                <w:rFonts w:ascii="Times New Roman" w:eastAsia="宋体" w:hAnsi="Times New Roman" w:cs="宋体"/>
-                <w:sz w:val="21"/>
-              </w:rPr>
-              <w:t>的需求波动</w:t>
-            </w:r>
-          </w:p>
-        </w:tc>
-      </w:tr>
-      <w:tr>
-        <w:trPr>
-          <w:gridAfter w:val="1"/>
-          <w:wAfter w:w="880" w:type="dxa"/>
-          <w:jc w:val="center"/>
-        </w:trPr>
-        <w:tc>
-          <w:tcPr>
-            <w:tcW w:w="695" w:type="dxa"/>
-            <w:tcBorders>
-              <w:top w:val="nil"/>
-              <w:left w:val="nil"/>
-              <w:bottom w:val="nil"/>
-              <w:right w:val="nil"/>
-            </w:tcBorders>
-            <w:tcMar>
-              <w:top w:w="0" w:type="dxa"/>
-              <w:left w:w="113" w:type="dxa"/>
-              <w:bottom w:w="0" w:type="dxa"/>
-              <w:right w:w="85" w:type="dxa"/>
-            </w:tcMar>
-            <w:vAlign w:val="center"/>
-          </w:tcPr>
-          <w:p>
-            <w:pPr>
-              <w:spacing w:line="290" w:lineRule="atLeast"/>
-              <w:rPr>
-                <w:rFonts w:ascii="Times New Roman" w:hAnsi="Times New Roman" w:hint="default"/>
-                <w:sz w:val="21"/>
-              </w:rPr>
-            </w:pPr>
-          </w:p>
-        </w:tc>
-        <w:tc>
-          <w:tcPr>
-            <w:tcW w:w="4600" w:type="dxa"/>
-            <w:gridSpan w:val="2"/>
-            <w:tcBorders>
-              <w:top w:val="nil"/>
-              <w:left w:val="nil"/>
-              <w:bottom w:val="nil"/>
-              <w:right w:val="nil"/>
-            </w:tcBorders>
-            <w:tcMar>
-              <w:top w:w="0" w:type="dxa"/>
-              <w:left w:w="85" w:type="dxa"/>
-              <w:bottom w:w="0" w:type="dxa"/>
-              <w:right w:w="85" w:type="dxa"/>
-            </w:tcMar>
-            <w:vAlign w:val="center"/>
-          </w:tcPr>
-          <w:p>
-            <w:pPr>
-              <w:spacing w:line="290" w:lineRule="atLeast"/>
-              <w:rPr>
-                <w:rFonts w:ascii="Times New Roman" w:hAnsi="Times New Roman" w:hint="default"/>
-                <w:sz w:val="21"/>
-              </w:rPr>
-            </w:pPr>
-            <w:r>
-              <w:rPr>
-                <w:rFonts w:ascii="Times New Roman" w:eastAsia="宋体" w:hAnsi="Times New Roman" w:cs="宋体"/>
-                <w:b/>
-                <w:bCs/>
-                <w:sz w:val="21"/>
-              </w:rPr>
-              <w:t>银行营销客户分层与转化分析</w:t>
-            </w:r>
-          </w:p>
-        </w:tc>
-        <w:tc>
-          <w:tcPr>
-            <w:tcW w:w="2693" w:type="dxa"/>
-            <w:tcBorders>
-              <w:top w:val="nil"/>
-              <w:left w:val="nil"/>
-              <w:bottom w:val="nil"/>
-              <w:right w:val="nil"/>
-            </w:tcBorders>
-            <w:vAlign w:val="center"/>
-          </w:tcPr>
-          <w:p>
-            <w:pPr>
-              <w:spacing w:line="290" w:lineRule="atLeast"/>
-              <w:rPr>
-                <w:rFonts w:ascii="Times New Roman" w:eastAsia="等线" w:hAnsi="Times New Roman" w:hint="default"/>
-                <w:b/>
-                <w:bCs/>
-                <w:sz w:val="21"/>
-              </w:rPr>
-            </w:pPr>
-            <w:r>
-              <w:rPr>
-                <w:rFonts w:ascii="Times New Roman" w:eastAsia="宋体" w:hAnsi="Times New Roman" w:cs="宋体"/>
-                <w:b/>
-                <w:bCs/>
-                <w:sz w:val="21"/>
-              </w:rPr>
-              <w:t>个人课程项目</w:t>
-            </w:r>
-          </w:p>
-        </w:tc>
-        <w:tc>
-          <w:tcPr>
-            <w:tcW w:w="2755" w:type="dxa"/>
-            <w:tcBorders>
-              <w:top w:val="nil"/>
-              <w:left w:val="nil"/>
-              <w:bottom w:val="nil"/>
-              <w:right w:val="nil"/>
-            </w:tcBorders>
-            <w:vAlign w:val="center"/>
-          </w:tcPr>
-          <w:p>
-            <w:pPr>
-              <w:spacing w:line="290" w:lineRule="atLeast"/>
-              <w:rPr>
-                <w:rFonts w:ascii="Times New Roman" w:eastAsia="等线" w:hAnsi="Times New Roman" w:hint="default"/>
-                <w:b/>
-                <w:bCs/>
-                <w:sz w:val="21"/>
-              </w:rPr>
-            </w:pPr>
-            <w:r>
-              <w:rPr>
-                <w:rFonts w:ascii="Times New Roman" w:eastAsia="宋体" w:hAnsi="Times New Roman" w:cs="宋体"/>
-                <w:b/>
-                <w:bCs/>
-                <w:sz w:val="21"/>
-              </w:rPr>
-              <w:t>2026.04</w:t>
-            </w:r>
-            <w:r>
-              <w:rPr>
-                <w:rFonts w:ascii="Times New Roman" w:eastAsia="宋体" w:hAnsi="Times New Roman" w:cs="宋体"/>
-                <w:b/>
-                <w:bCs/>
-                <w:sz w:val="21"/>
-              </w:rPr>
-              <w:t>—</w:t>
-            </w:r>
-            <w:r>
-              <w:rPr>
-                <w:rFonts w:ascii="Times New Roman" w:eastAsia="宋体" w:hAnsi="Times New Roman" w:cs="宋体"/>
-                <w:b/>
-                <w:bCs/>
-                <w:sz w:val="21"/>
-              </w:rPr>
-              <w:t>2026.06</w:t>
-            </w:r>
-          </w:p>
-        </w:tc>
-      </w:tr>
-      <w:tr>
-        <w:trPr>
-          <w:gridAfter w:val="1"/>
-          <w:wAfter w:w="880" w:type="dxa"/>
-          <w:jc w:val="center"/>
-        </w:trPr>
-        <w:tc>
-          <w:tcPr>
-            <w:tcW w:w="695" w:type="dxa"/>
-            <w:tcBorders>
-              <w:top w:val="nil"/>
-              <w:left w:val="nil"/>
-              <w:bottom w:val="nil"/>
-              <w:right w:val="nil"/>
-            </w:tcBorders>
-            <w:tcMar>
-              <w:top w:w="0" w:type="dxa"/>
-              <w:left w:w="113" w:type="dxa"/>
-              <w:bottom w:w="0" w:type="dxa"/>
-              <w:right w:w="85" w:type="dxa"/>
-            </w:tcMar>
-            <w:vAlign w:val="center"/>
-          </w:tcPr>
-          <w:p>
-            <w:pPr>
-              <w:spacing w:line="290" w:lineRule="atLeast"/>
-              <w:rPr>
-                <w:rFonts w:ascii="Times New Roman" w:hAnsi="Times New Roman" w:hint="default"/>
-                <w:sz w:val="21"/>
-              </w:rPr>
-            </w:pPr>
-          </w:p>
-        </w:tc>
-        <w:tc>
-          <w:tcPr>
-            <w:tcW w:w="10048" w:type="dxa"/>
-            <w:gridSpan w:val="4"/>
-            <w:tcBorders>
-              <w:top w:val="nil"/>
-              <w:left w:val="nil"/>
-              <w:bottom w:val="nil"/>
-              <w:right w:val="nil"/>
-            </w:tcBorders>
-            <w:tcMar>
-              <w:top w:w="0" w:type="dxa"/>
-              <w:left w:w="85" w:type="dxa"/>
-              <w:bottom w:w="0" w:type="dxa"/>
-              <w:right w:w="85" w:type="dxa"/>
-            </w:tcMar>
-            <w:vAlign w:val="center"/>
-          </w:tcPr>
-          <w:p>
-            <w:pPr>
-              <w:numPr>
-                <w:ilvl w:val="0"/>
-                <w:numId w:val="9"/>
-              </w:numPr>
-              <w:spacing w:line="290" w:lineRule="atLeast"/>
-              <w:rPr>
-                <w:rFonts w:ascii="Times New Roman" w:eastAsia="宋体" w:hAnsi="Times New Roman" w:cs="宋体" w:hint="default"/>
-                <w:sz w:val="21"/>
-              </w:rPr>
-            </w:pPr>
-            <w:r>
-              <w:rPr>
-                <w:rFonts w:ascii="Times New Roman" w:eastAsia="宋体" w:hAnsi="Times New Roman" w:cs="宋体"/>
-                <w:sz w:val="21"/>
-              </w:rPr>
-              <w:t>数据清洗：基于</w:t>
-            </w:r>
-            <w:r>
-              <w:rPr>
-                <w:rFonts w:ascii="Times New Roman" w:eastAsia="宋体" w:hAnsi="Times New Roman" w:cs="宋体" w:hint="default"/>
-                <w:sz w:val="21"/>
-              </w:rPr>
-              <w:t>45211</w:t>
-            </w:r>
-            <w:r>
-              <w:rPr>
-                <w:rFonts w:ascii="Times New Roman" w:eastAsia="宋体" w:hAnsi="Times New Roman" w:cs="宋体"/>
-                <w:sz w:val="21"/>
-              </w:rPr>
-              <w:t>条葡萄牙银行真实营销数据，用</w:t>
-            </w:r>
-            <w:r>
-              <w:rPr>
-                <w:rFonts w:ascii="Times New Roman" w:eastAsia="宋体" w:hAnsi="Times New Roman" w:cs="宋体" w:hint="default"/>
-                <w:sz w:val="21"/>
-              </w:rPr>
-              <w:t>R</w:t>
-            </w:r>
-            <w:r>
-              <w:rPr>
-                <w:rFonts w:ascii="Times New Roman" w:eastAsia="宋体" w:hAnsi="Times New Roman" w:cs="宋体"/>
-                <w:sz w:val="21"/>
-              </w:rPr>
-              <w:t>完成缺失值与异常值清洗，对年龄、职业、营销频次等字段做多维度分层统计</w:t>
-            </w:r>
-          </w:p>
-          <w:p>
-            <w:pPr>
-              <w:numPr>
-                <w:ilvl w:val="0"/>
-                <w:numId w:val="9"/>
-              </w:numPr>
-              <w:spacing w:line="290" w:lineRule="atLeast"/>
-              <w:rPr>
-                <w:rFonts w:ascii="Times New Roman" w:eastAsia="宋体" w:hAnsi="Times New Roman" w:cs="宋体" w:hint="default"/>
-                <w:sz w:val="21"/>
-              </w:rPr>
-            </w:pPr>
-            <w:r>
-              <w:rPr>
-                <w:rFonts w:ascii="Times New Roman" w:eastAsia="宋体" w:hAnsi="Times New Roman" w:cs="宋体"/>
-                <w:sz w:val="21"/>
-              </w:rPr>
-              <w:t>可视化分析：独立绘制帕累托图、相关性热力图、订阅转化率瀑布图，识别高价值客群特征与营销流失关键环节</w:t>
-            </w:r>
-          </w:p>
-          <w:p>
-            <w:pPr>
-              <w:numPr>
-                <w:ilvl w:val="0"/>
-                <w:numId w:val="9"/>
-              </w:numPr>
-              <w:spacing w:line="290" w:lineRule="atLeast"/>
-              <w:rPr>
-                <w:rFonts w:ascii="Times New Roman" w:eastAsia="宋体" w:hAnsi="Times New Roman" w:cs="宋体" w:hint="default"/>
-                <w:sz w:val="21"/>
-              </w:rPr>
-            </w:pPr>
-            <w:r>
-              <w:rPr>
-                <w:rFonts w:ascii="Times New Roman" w:eastAsia="宋体" w:hAnsi="Times New Roman" w:cs="宋体"/>
-                <w:sz w:val="21"/>
-              </w:rPr>
-              <w:t>洞察输出：为客户分群与营销资源分配提供数据支撑，独立交付完整分析报告</w:t>
+            </w:r>
+            <w:r>
+              <w:rPr>
+                <w:rFonts w:ascii="Times New Roman" w:hAnsi="Times New Roman" w:eastAsia="宋体"/>
+                <w:b w:val="0"/>
+                <w:sz w:val="21"/>
+              </w:rPr>
+              <w:t>需求准备：根据销售消耗规律制定每日解冻备货计划，精准匹配需求与备货量，降低物料损耗与临时缺货风险</w:t>
             </w:r>
           </w:p>
         </w:tc>
       </w:tr>
     </w:tbl>
-    <w:p>
-      <w:pPr>
-        <w:spacing w:line="290" w:lineRule="atLeast"/>
-        <w:rPr>
-          <w:rFonts w:hint="default"/>
-          <w:vanish/>
-        </w:rPr>
-      </w:pPr>
-    </w:p>
-    <w:p>
-      <w:pPr>
-        <w:spacing w:line="290" w:lineRule="atLeast"/>
-        <w:rPr>
-          <w:rFonts w:hint="default"/>
-          <w:vanish/>
-          <w:sz w:val="21"/>
-        </w:rPr>
-      </w:pPr>
-    </w:p>
     <w:p>
       <w:pPr>
         <w:spacing w:line="290" w:lineRule="atLeast"/>
@@ -2972,6 +3060,13 @@
                 <w:bCs/>
                 <w:sz w:val="21"/>
               </w:rPr>
+            </w:r>
+            <w:r>
+              <w:rPr>
+                <w:rFonts w:ascii="Times New Roman" w:hAnsi="Times New Roman" w:eastAsia="宋体"/>
+                <w:b/>
+                <w:sz w:val="21"/>
+              </w:rPr>
               <w:t>山东大学管理学院宣传部</w:t>
             </w:r>
           </w:p>
@@ -2999,6 +3094,13 @@
                 <w:bCs/>
                 <w:sz w:val="21"/>
               </w:rPr>
+            </w:r>
+            <w:r>
+              <w:rPr>
+                <w:rFonts w:ascii="Times New Roman" w:hAnsi="Times New Roman" w:eastAsia="宋体"/>
+                <w:b/>
+                <w:sz w:val="21"/>
+              </w:rPr>
               <w:t>干事</w:t>
             </w:r>
           </w:p>
@@ -3026,7 +3128,14 @@
                 <w:bCs/>
                 <w:sz w:val="21"/>
               </w:rPr>
-              <w:t>2024.09 - 2025.06</w:t>
+            </w:r>
+            <w:r>
+              <w:rPr>
+                <w:rFonts w:ascii="Times New Roman" w:hAnsi="Times New Roman" w:eastAsia="宋体"/>
+                <w:b/>
+                <w:sz w:val="21"/>
+              </w:rPr>
+              <w:t>2024.09—2025.06</w:t>
             </w:r>
           </w:p>
         </w:tc>
@@ -3089,6 +3198,13 @@
                 <w:rFonts w:ascii="Times New Roman" w:eastAsia="宋体" w:hAnsi="Times New Roman" w:cs="宋体"/>
                 <w:sz w:val="21"/>
               </w:rPr>
+            </w:r>
+            <w:r>
+              <w:rPr>
+                <w:rFonts w:ascii="Times New Roman" w:hAnsi="Times New Roman" w:eastAsia="宋体"/>
+                <w:b w:val="0"/>
+                <w:sz w:val="21"/>
+              </w:rPr>
               <w:t>物资统筹：统筹院级活动物资申领、出入库登记与台账记录，按需调度物料，保障活动后勤落地</w:t>
             </w:r>
           </w:p>
@@ -3109,27 +3225,14 @@
                 <w:rFonts w:ascii="Times New Roman" w:eastAsia="宋体" w:hAnsi="Times New Roman" w:cs="宋体"/>
                 <w:sz w:val="21"/>
               </w:rPr>
-              <w:t>会务支持：完成活动会务支持，包括通知下发、现场秩序维护、物料布置等</w:t>
-            </w:r>
-          </w:p>
-          <w:p>
-            <w:pPr>
-              <w:numPr>
-                <w:ilvl w:val="0"/>
-                <w:numId w:val="13"/>
-              </w:numPr>
-              <w:spacing w:line="290" w:lineRule="atLeast"/>
-              <w:rPr>
-                <w:rFonts w:ascii="Times New Roman" w:eastAsia="宋体" w:hAnsi="Times New Roman" w:cs="宋体" w:hint="default"/>
-                <w:sz w:val="21"/>
-              </w:rPr>
-            </w:pPr>
-            <w:r>
-              <w:rPr>
-                <w:rFonts w:ascii="Times New Roman" w:eastAsia="宋体" w:hAnsi="Times New Roman" w:cs="宋体"/>
-                <w:sz w:val="21"/>
-              </w:rPr>
-              <w:t>文案宣传：撰写活动宣传文案，整理活动存档资料，对接全院师生协调相关需求</w:t>
+            </w:r>
+            <w:r>
+              <w:rPr>
+                <w:rFonts w:ascii="Times New Roman" w:hAnsi="Times New Roman" w:eastAsia="宋体"/>
+                <w:b w:val="0"/>
+                <w:sz w:val="21"/>
+              </w:rPr>
+              <w:t>会务支持：完成活动通知下发、现场秩序维护与物料布置，整理活动存档资料</w:t>
             </w:r>
           </w:p>
         </w:tc>
@@ -3275,7 +3378,7 @@
       </w:tblGrid>
       <w:tr>
         <w:trPr>
-          <w:trHeight w:val="1120" w:hRule="atLeast"/>
+          <w:trHeight w:val="840" w:hRule="atLeast"/>
           <w:jc w:val="center"/>
         </w:trPr>
         <w:tc>
@@ -3426,7 +3529,7 @@
                 <w:b w:val="0"/>
                 <w:sz w:val="21"/>
               </w:rPr>
-              <w:t>：用友U8+（采购/库存/存货核算全流程，MRP逻辑理解，可快速上手SAP）</w:t>
+              <w:t>：用友U8+（采购/库存/存货核算全流程操作、单据流转与模块联动、MRP逻辑），可快速上手SAP</w:t>
             </w:r>
           </w:p>
           <w:p>
@@ -3436,7 +3539,7 @@
                 <w:b/>
                 <w:sz w:val="21"/>
               </w:rPr>
-              <w:t>数据分析</w:t>
+              <w:t>数据与办公工具</w:t>
             </w:r>
             <w:r>
               <w:rPr>
@@ -3444,7 +3547,7 @@
                 <w:b w:val="0"/>
                 <w:sz w:val="21"/>
               </w:rPr>
-              <w:t>：Excel（数据透视表/VLOOKUP/SUMIF）、Python（pandas/matplotlib）、R、SPSS</w:t>
+              <w:t>：Excel（数据透视表/VLOOKUP/SUMIF、电子台账、图表可视化，熟练）、Python（pandas）、R、SPSS、Word、PPT、豆包/WorkBuddy等AI工具</w:t>
             </w:r>
           </w:p>
           <w:p>
@@ -3454,7 +3557,7 @@
                 <w:b/>
                 <w:sz w:val="21"/>
               </w:rPr>
-              <w:t>办公软件</w:t>
+              <w:t>采购与库存</w:t>
             </w:r>
             <w:r>
               <w:rPr>
@@ -3462,43 +3565,7 @@
                 <w:b w:val="0"/>
                 <w:sz w:val="21"/>
               </w:rPr>
-              <w:t>：Word、PPT、AI工具</w:t>
-            </w:r>
-          </w:p>
-          <w:p>
-            <w:r>
-              <w:rPr>
-                <w:rFonts w:ascii="Times New Roman" w:hAnsi="Times New Roman" w:eastAsia="宋体"/>
-                <w:b/>
-                <w:sz w:val="21"/>
-              </w:rPr>
-              <w:t>语言能力</w:t>
-            </w:r>
-            <w:r>
-              <w:rPr>
-                <w:rFonts w:ascii="Times New Roman" w:hAnsi="Times New Roman" w:eastAsia="宋体"/>
-                <w:b w:val="0"/>
-                <w:sz w:val="21"/>
-              </w:rPr>
-              <w:t>：CET-4，可阅读英文专业资料</w:t>
-            </w:r>
-          </w:p>
-          <w:p>
-            <w:r>
-              <w:rPr>
-                <w:rFonts w:ascii="Times New Roman" w:hAnsi="Times New Roman" w:eastAsia="宋体"/>
-                <w:b/>
-                <w:sz w:val="21"/>
-              </w:rPr>
-              <w:t>通用能力</w:t>
-            </w:r>
-            <w:r>
-              <w:rPr>
-                <w:rFonts w:ascii="Times New Roman" w:hAnsi="Times New Roman" w:eastAsia="宋体"/>
-                <w:b w:val="0"/>
-                <w:sz w:val="21"/>
-              </w:rPr>
-              <w:t>：采购订单跟踪、库存盘点与效期管理、安全库存设置逻辑、成本核算基础、数据报表制作</w:t>
+              <w:t>：采购订单跟踪与交付跟催、安全库存与呆滞库存控制、库存周转率指标；CET-4可阅读英文专业资料</w:t>
             </w:r>
           </w:p>
         </w:tc>
